--- a/documentation/Як запустити пристрій.docx
+++ b/documentation/Як запустити пристрій.docx
@@ -406,6 +406,47 @@
           <w:lang w:val="uk-UA"/>
         </w:rPr>
         <w:t>Ви потрапляєте на веб-інтерфейс.</w:t>
+      </w:r>
+    </w:p>
+    <w:p>
+      <w:pPr>
+        <w:spacing w:after="0" w:line="360" w:lineRule="auto"/>
+        <w:rPr>
+          <w:lang w:val="uk-UA"/>
+        </w:rPr>
+      </w:pPr>
+      <w:r>
+        <w:rPr>
+          <w:lang w:val="uk-UA"/>
+        </w:rPr>
+        <w:t>Логін</w:t>
+      </w:r>
+      <w:r>
+        <w:rPr>
+          <w:lang w:val="ru-RU"/>
+        </w:rPr>
+        <w:t>/</w:t>
+      </w:r>
+      <w:r>
+        <w:rPr>
+          <w:lang w:val="uk-UA"/>
+        </w:rPr>
+        <w:t xml:space="preserve">пароль для входу по замовченню </w:t>
+      </w:r>
+      <w:r>
+        <w:rPr>
+          <w:lang w:val="uk-UA"/>
+        </w:rPr>
+        <w:t>eSvitlo</w:t>
+      </w:r>
+      <w:r>
+        <w:t>/</w:t>
+      </w:r>
+      <w:r>
+        <w:rPr>
+          <w:lang w:val="uk-UA"/>
+        </w:rPr>
+        <w:t>pass123</w:t>
       </w:r>
     </w:p>
     <w:p>
